--- a/ISEN/Mutations sociales/CIPA4/Cadre résolution dilemmes éthiques.docx
+++ b/ISEN/Mutations sociales/CIPA4/Cadre résolution dilemmes éthiques.docx
@@ -2183,13 +2183,19 @@
                               </w:pBdr>
                               <w:spacing w:after="0"/>
                               <w:rPr>
-                                <w:i/>
-                                <w:iCs/>
-                                <w:color w:val="2F5496" w:themeColor="accent1" w:themeShade="BF"/>
-                                <w:sz w:val="24"/>
-                                <w:szCs w:val="24"/>
-                              </w:rPr>
-                            </w:pPr>
+                                <w:color w:val="2F5496" w:themeColor="accent1" w:themeShade="BF"/>
+                                <w:sz w:val="24"/>
+                                <w:szCs w:val="24"/>
+                              </w:rPr>
+                            </w:pPr>
+                            <w:r>
+                              <w:rPr>
+                                <w:color w:val="2F5496" w:themeColor="accent1" w:themeShade="BF"/>
+                                <w:sz w:val="24"/>
+                                <w:szCs w:val="24"/>
+                              </w:rPr>
+                              <w:t>2 ingénieurs (Néo et Malfaçon) se voit présenté par un ingénieur d’une autre entreprise une solution révolutionnaire. L’entreprise est une entreprise spécialisée dans les anti-virus.</w:t>
+                            </w:r>
                           </w:p>
                           <w:p>
                             <w:pPr>
@@ -2574,6 +2580,43 @@
                                 <w:szCs w:val="24"/>
                               </w:rPr>
                             </w:pPr>
+                          </w:p>
+                          <w:p>
+                            <w:pPr>
+                              <w:pBdr>
+                                <w:left w:val="single" w:sz="12" w:space="9" w:color="4472C4" w:themeColor="accent1"/>
+                              </w:pBdr>
+                              <w:spacing w:after="0"/>
+                              <w:rPr>
+                                <w:color w:val="2F5496" w:themeColor="accent1" w:themeShade="BF"/>
+                                <w:sz w:val="24"/>
+                                <w:szCs w:val="24"/>
+                              </w:rPr>
+                            </w:pPr>
+                            <w:r>
+                              <w:rPr>
+                                <w:color w:val="2F5496" w:themeColor="accent1" w:themeShade="BF"/>
+                                <w:sz w:val="24"/>
+                                <w:szCs w:val="24"/>
+                              </w:rPr>
+                              <w:t xml:space="preserve">2 ingénieurs (Néo et Malfaçon) se voit présenté par un ingénieur d’une autre entreprise une solution </w:t>
+                            </w:r>
+                            <w:r>
+                              <w:rPr>
+                                <w:color w:val="2F5496" w:themeColor="accent1" w:themeShade="BF"/>
+                                <w:sz w:val="24"/>
+                                <w:szCs w:val="24"/>
+                              </w:rPr>
+                              <w:t>révolutionnaire</w:t>
+                            </w:r>
+                            <w:r>
+                              <w:rPr>
+                                <w:color w:val="2F5496" w:themeColor="accent1" w:themeShade="BF"/>
+                                <w:sz w:val="24"/>
+                                <w:szCs w:val="24"/>
+                              </w:rPr>
+                              <w:t xml:space="preserve">. </w:t>
+                            </w:r>
                           </w:p>
                           <w:p>
                             <w:pPr>
@@ -2928,7 +2971,11 @@
           </mc:Choice>
           <mc:Fallback>
             <w:pict>
-              <v:shape w14:anchorId="56410BAA" id="_x0000_s1028" type="#_x0000_t202" style="position:absolute;margin-left:-.05pt;margin-top:89.8pt;width:423.55pt;height:634.8pt;z-index:251658240;visibility:visible;mso-wrap-style:square;mso-width-percent:0;mso-height-percent:0;mso-wrap-distance-left:9pt;mso-wrap-distance-top:9.35pt;mso-wrap-distance-right:9pt;mso-wrap-distance-bottom:9.35pt;mso-position-horizontal:absolute;mso-position-horizontal-relative:margin;mso-position-vertical:absolute;mso-position-vertical-relative:text;mso-width-percent:0;mso-height-percent:0;mso-width-relative:margin;mso-height-relative:page;v-text-anchor:top" o:gfxdata="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" o:allowincell="f" filled="f" stroked="f">
+              <v:shapetype w14:anchorId="56410BAA" id="_x0000_t202" coordsize="21600,21600" o:spt="202" path="m,l,21600r21600,l21600,xe">
+                <v:stroke joinstyle="miter"/>
+                <v:path gradientshapeok="t" o:connecttype="rect"/>
+              </v:shapetype>
+              <v:shape id="_x0000_s1028" type="#_x0000_t202" style="position:absolute;margin-left:-.05pt;margin-top:89.8pt;width:423.55pt;height:634.8pt;z-index:251658240;visibility:visible;mso-wrap-style:square;mso-width-percent:0;mso-height-percent:0;mso-wrap-distance-left:9pt;mso-wrap-distance-top:9.35pt;mso-wrap-distance-right:9pt;mso-wrap-distance-bottom:9.35pt;mso-position-horizontal:absolute;mso-position-horizontal-relative:margin;mso-position-vertical:absolute;mso-position-vertical-relative:text;mso-width-percent:0;mso-height-percent:0;mso-width-relative:margin;mso-height-relative:page;v-text-anchor:top" o:gfxdata="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" o:allowincell="f" filled="f" stroked="f">
                 <v:textbox>
                   <w:txbxContent>
                     <w:p>
@@ -3101,13 +3148,19 @@
                         </w:pBdr>
                         <w:spacing w:after="0"/>
                         <w:rPr>
-                          <w:i/>
-                          <w:iCs/>
-                          <w:color w:val="2F5496" w:themeColor="accent1" w:themeShade="BF"/>
-                          <w:sz w:val="24"/>
-                          <w:szCs w:val="24"/>
-                        </w:rPr>
-                      </w:pPr>
+                          <w:color w:val="2F5496" w:themeColor="accent1" w:themeShade="BF"/>
+                          <w:sz w:val="24"/>
+                          <w:szCs w:val="24"/>
+                        </w:rPr>
+                      </w:pPr>
+                      <w:r>
+                        <w:rPr>
+                          <w:color w:val="2F5496" w:themeColor="accent1" w:themeShade="BF"/>
+                          <w:sz w:val="24"/>
+                          <w:szCs w:val="24"/>
+                        </w:rPr>
+                        <w:t>2 ingénieurs (Néo et Malfaçon) se voit présenté par un ingénieur d’une autre entreprise une solution révolutionnaire. L’entreprise est une entreprise spécialisée dans les anti-virus.</w:t>
+                      </w:r>
                     </w:p>
                     <w:p>
                       <w:pPr>
@@ -3492,6 +3545,43 @@
                           <w:szCs w:val="24"/>
                         </w:rPr>
                       </w:pPr>
+                    </w:p>
+                    <w:p>
+                      <w:pPr>
+                        <w:pBdr>
+                          <w:left w:val="single" w:sz="12" w:space="9" w:color="4472C4" w:themeColor="accent1"/>
+                        </w:pBdr>
+                        <w:spacing w:after="0"/>
+                        <w:rPr>
+                          <w:color w:val="2F5496" w:themeColor="accent1" w:themeShade="BF"/>
+                          <w:sz w:val="24"/>
+                          <w:szCs w:val="24"/>
+                        </w:rPr>
+                      </w:pPr>
+                      <w:r>
+                        <w:rPr>
+                          <w:color w:val="2F5496" w:themeColor="accent1" w:themeShade="BF"/>
+                          <w:sz w:val="24"/>
+                          <w:szCs w:val="24"/>
+                        </w:rPr>
+                        <w:t xml:space="preserve">2 ingénieurs (Néo et Malfaçon) se voit présenté par un ingénieur d’une autre entreprise une solution </w:t>
+                      </w:r>
+                      <w:r>
+                        <w:rPr>
+                          <w:color w:val="2F5496" w:themeColor="accent1" w:themeShade="BF"/>
+                          <w:sz w:val="24"/>
+                          <w:szCs w:val="24"/>
+                        </w:rPr>
+                        <w:t>révolutionnaire</w:t>
+                      </w:r>
+                      <w:r>
+                        <w:rPr>
+                          <w:color w:val="2F5496" w:themeColor="accent1" w:themeShade="BF"/>
+                          <w:sz w:val="24"/>
+                          <w:szCs w:val="24"/>
+                        </w:rPr>
+                        <w:t xml:space="preserve">. </w:t>
+                      </w:r>
                     </w:p>
                     <w:p>
                       <w:pPr>
@@ -4110,17 +4200,7 @@
                                 <w:sz w:val="24"/>
                                 <w:szCs w:val="24"/>
                               </w:rPr>
-                              <w:t xml:space="preserve"> </w:t>
-                            </w:r>
-                            <w:r>
-                              <w:rPr>
-                                <w:i/>
-                                <w:iCs/>
-                                <w:color w:val="4472C4" w:themeColor="accent1"/>
-                                <w:sz w:val="24"/>
-                                <w:szCs w:val="24"/>
-                              </w:rPr>
-                              <w:t>Félix</w:t>
+                              <w:t xml:space="preserve"> Félix</w:t>
                             </w:r>
                           </w:p>
                         </w:txbxContent>
@@ -4142,11 +4222,7 @@
           </mc:Choice>
           <mc:Fallback>
             <w:pict>
-              <v:shapetype w14:anchorId="1479FD33" id="_x0000_t202" coordsize="21600,21600" o:spt="202" path="m,l,21600r21600,l21600,xe">
-                <v:stroke joinstyle="miter"/>
-                <v:path gradientshapeok="t" o:connecttype="rect"/>
-              </v:shapetype>
-              <v:shape id="_x0000_s1029" type="#_x0000_t202" style="position:absolute;margin-left:-19.25pt;margin-top:-27.65pt;width:1108.8pt;height:110.55pt;z-index:-251658236;visibility:visible;mso-wrap-style:square;mso-width-percent:0;mso-height-percent:200;mso-wrap-distance-left:9pt;mso-wrap-distance-top:7.2pt;mso-wrap-distance-right:9pt;mso-wrap-distance-bottom:7.2pt;mso-position-horizontal:absolute;mso-position-horizontal-relative:margin;mso-position-vertical:absolute;mso-position-vertical-relative:text;mso-width-percent:0;mso-height-percent:200;mso-width-relative:margin;mso-height-relative:margin;v-text-anchor:top" o:gfxdata="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" filled="f" stroked="f">
+              <v:shape w14:anchorId="1479FD33" id="_x0000_s1029" type="#_x0000_t202" style="position:absolute;margin-left:-19.25pt;margin-top:-27.65pt;width:1108.8pt;height:110.55pt;z-index:-251658236;visibility:visible;mso-wrap-style:square;mso-width-percent:0;mso-height-percent:200;mso-wrap-distance-left:9pt;mso-wrap-distance-top:7.2pt;mso-wrap-distance-right:9pt;mso-wrap-distance-bottom:7.2pt;mso-position-horizontal:absolute;mso-position-horizontal-relative:margin;mso-position-vertical:absolute;mso-position-vertical-relative:text;mso-width-percent:0;mso-height-percent:200;mso-width-relative:margin;mso-height-relative:margin;v-text-anchor:top" o:gfxdata="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" filled="f" stroked="f">
                 <v:textbox style="mso-fit-shape-to-text:t">
                   <w:txbxContent>
                     <w:p>
@@ -4378,17 +4454,7 @@
                           <w:sz w:val="24"/>
                           <w:szCs w:val="24"/>
                         </w:rPr>
-                        <w:t xml:space="preserve"> </w:t>
-                      </w:r>
-                      <w:r>
-                        <w:rPr>
-                          <w:i/>
-                          <w:iCs/>
-                          <w:color w:val="4472C4" w:themeColor="accent1"/>
-                          <w:sz w:val="24"/>
-                          <w:szCs w:val="24"/>
-                        </w:rPr>
-                        <w:t>Félix</w:t>
+                        <w:t xml:space="preserve"> Félix</w:t>
                       </w:r>
                     </w:p>
                   </w:txbxContent>

--- a/ISEN/Mutations sociales/CIPA4/Cadre résolution dilemmes éthiques.docx
+++ b/ISEN/Mutations sociales/CIPA4/Cadre résolution dilemmes éthiques.docx
@@ -2617,6 +2617,22 @@
                               </w:rPr>
                               <w:t xml:space="preserve">. </w:t>
                             </w:r>
+                            <w:r>
+                              <w:rPr>
+                                <w:color w:val="2F5496" w:themeColor="accent1" w:themeShade="BF"/>
+                                <w:sz w:val="24"/>
+                                <w:szCs w:val="24"/>
+                              </w:rPr>
+                              <w:t xml:space="preserve">Malfaçon était le tuteur de Néo durant ses études et est son supérieur </w:t>
+                            </w:r>
+                            <w:r>
+                              <w:rPr>
+                                <w:color w:val="2F5496" w:themeColor="accent1" w:themeShade="BF"/>
+                                <w:sz w:val="24"/>
+                                <w:szCs w:val="24"/>
+                              </w:rPr>
+                              <w:t>hérachique.</w:t>
+                            </w:r>
                           </w:p>
                           <w:p>
                             <w:pPr>
@@ -3581,6 +3597,22 @@
                           <w:szCs w:val="24"/>
                         </w:rPr>
                         <w:t xml:space="preserve">. </w:t>
+                      </w:r>
+                      <w:r>
+                        <w:rPr>
+                          <w:color w:val="2F5496" w:themeColor="accent1" w:themeShade="BF"/>
+                          <w:sz w:val="24"/>
+                          <w:szCs w:val="24"/>
+                        </w:rPr>
+                        <w:t xml:space="preserve">Malfaçon était le tuteur de Néo durant ses études et est son supérieur </w:t>
+                      </w:r>
+                      <w:r>
+                        <w:rPr>
+                          <w:color w:val="2F5496" w:themeColor="accent1" w:themeShade="BF"/>
+                          <w:sz w:val="24"/>
+                          <w:szCs w:val="24"/>
+                        </w:rPr>
+                        <w:t>hérachique.</w:t>
                       </w:r>
                     </w:p>
                     <w:p>

--- a/ISEN/Mutations sociales/CIPA4/Cadre résolution dilemmes éthiques.docx
+++ b/ISEN/Mutations sociales/CIPA4/Cadre résolution dilemmes éthiques.docx
@@ -148,7 +148,7 @@
                 <v:stroke joinstyle="miter"/>
                 <v:path gradientshapeok="t" o:connecttype="rect"/>
               </v:shapetype>
-              <v:shape id="Zone de texte 6" o:spid="_x0000_s1026" type="#_x0000_t202" style="position:absolute;margin-left:-4.85pt;margin-top:36.4pt;width:1103.25pt;height:53.25pt;z-index:251660293;visibility:visible;mso-wrap-style:square;mso-width-percent:0;mso-height-percent:0;mso-wrap-distance-left:9pt;mso-wrap-distance-top:0;mso-wrap-distance-right:9pt;mso-wrap-distance-bottom:0;mso-position-horizontal:absolute;mso-position-horizontal-relative:margin;mso-position-vertical:absolute;mso-position-vertical-relative:text;mso-width-percent:0;mso-height-percent:0;mso-width-relative:margin;mso-height-relative:margin;v-text-anchor:top" o:gfxdata="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" fillcolor="white [3201]" stroked="f" strokeweight=".5pt">
+              <v:shape id="Zone de texte 6" o:spid="_x0000_s1026" type="#_x0000_t202" style="position:absolute;margin-left:-4.85pt;margin-top:36.4pt;width:1103.25pt;height:53.25pt;z-index:251660293;visibility:visible;mso-wrap-style:square;mso-width-percent:0;mso-height-percent:0;mso-wrap-distance-left:9pt;mso-wrap-distance-top:0;mso-wrap-distance-right:9pt;mso-wrap-distance-bottom:0;mso-position-horizontal:absolute;mso-position-horizontal-relative:margin;mso-position-vertical:absolute;mso-position-vertical-relative:text;mso-width-percent:0;mso-height-percent:0;mso-width-relative:margin;mso-height-relative:margin;v-text-anchor:top" o:gfxdata="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" fillcolor="white [3201]" stroked="f" strokeweight=".5pt">
                 <v:textbox>
                   <w:txbxContent>
                     <w:p>
@@ -476,13 +476,17 @@
                               </w:pBdr>
                               <w:spacing w:after="0"/>
                               <w:rPr>
-                                <w:i/>
-                                <w:iCs/>
-                                <w:color w:val="2F5496" w:themeColor="accent1" w:themeShade="BF"/>
-                                <w:sz w:val="24"/>
-                                <w:szCs w:val="24"/>
-                              </w:rPr>
-                            </w:pPr>
+                                <w:sz w:val="24"/>
+                                <w:szCs w:val="24"/>
+                              </w:rPr>
+                            </w:pPr>
+                            <w:r>
+                              <w:rPr>
+                                <w:sz w:val="24"/>
+                                <w:szCs w:val="24"/>
+                              </w:rPr>
+                              <w:t>Félix doit choisir entre obéir à son supérieur hiérarchique direct (qui l'évalue et gère son alternance) pour faire avancer le projet selon sa vision, et respecter les directives du responsable cybersécurité, dont le rôle est de garantir l'intégrité des développements de l'entreprise.</w:t>
+                            </w:r>
                           </w:p>
                           <w:p>
                             <w:pPr>
@@ -732,13 +736,162 @@
                               </w:pBdr>
                               <w:spacing w:after="0"/>
                               <w:rPr>
-                                <w:i/>
-                                <w:iCs/>
-                                <w:color w:val="2F5496" w:themeColor="accent1" w:themeShade="BF"/>
-                                <w:sz w:val="24"/>
-                                <w:szCs w:val="24"/>
-                              </w:rPr>
-                            </w:pPr>
+                                <w:sz w:val="24"/>
+                                <w:szCs w:val="24"/>
+                              </w:rPr>
+                            </w:pPr>
+                            <w:r>
+                              <w:rPr>
+                                <w:i/>
+                                <w:iCs/>
+                                <w:color w:val="2F5496" w:themeColor="accent1" w:themeShade="BF"/>
+                                <w:sz w:val="24"/>
+                                <w:szCs w:val="24"/>
+                              </w:rPr>
+                              <w:t xml:space="preserve">Pour Félix MARQUET : </w:t>
+                            </w:r>
+                            <w:r>
+                              <w:rPr>
+                                <w:sz w:val="24"/>
+                                <w:szCs w:val="24"/>
+                              </w:rPr>
+                              <w:t>S'il écoute M. ROMAN, il s'expose à des reproches sévères du pôle cyber et risque de se voir imputer la responsabilité d'un code vulnérable. S'il écoute le responsable cyber, il désobéit frontalement à son manager direct, ce qui pourrait tendre leurs relations ou impacter négativement l'évaluation de son alternance.</w:t>
+                            </w:r>
+                          </w:p>
+                          <w:p>
+                            <w:pPr>
+                              <w:pBdr>
+                                <w:left w:val="single" w:sz="12" w:space="9" w:color="4472C4" w:themeColor="accent1"/>
+                              </w:pBdr>
+                              <w:spacing w:after="0"/>
+                              <w:rPr>
+                                <w:i/>
+                                <w:iCs/>
+                                <w:color w:val="2F5496" w:themeColor="accent1" w:themeShade="BF"/>
+                                <w:sz w:val="24"/>
+                                <w:szCs w:val="24"/>
+                              </w:rPr>
+                            </w:pPr>
+                          </w:p>
+                          <w:p>
+                            <w:pPr>
+                              <w:pBdr>
+                                <w:left w:val="single" w:sz="12" w:space="9" w:color="4472C4" w:themeColor="accent1"/>
+                              </w:pBdr>
+                              <w:spacing w:after="0"/>
+                              <w:rPr>
+                                <w:sz w:val="24"/>
+                                <w:szCs w:val="24"/>
+                              </w:rPr>
+                            </w:pPr>
+                            <w:r>
+                              <w:rPr>
+                                <w:i/>
+                                <w:iCs/>
+                                <w:color w:val="2F5496" w:themeColor="accent1" w:themeShade="BF"/>
+                                <w:sz w:val="24"/>
+                                <w:szCs w:val="24"/>
+                              </w:rPr>
+                              <w:t xml:space="preserve">Pour M. ROMAN : </w:t>
+                            </w:r>
+                            <w:r>
+                              <w:rPr>
+                                <w:sz w:val="24"/>
+                                <w:szCs w:val="24"/>
+                              </w:rPr>
+                              <w:t>Repousser la sécurité à la fin du projet expose son équipe au risque de devoir réécrire une grande partie du code si des failles structurelles majeures sont découvertes tardivement, ce qui entraînera des retards et des surcoûts.</w:t>
+                            </w:r>
+                          </w:p>
+                          <w:p>
+                            <w:pPr>
+                              <w:pBdr>
+                                <w:left w:val="single" w:sz="12" w:space="9" w:color="4472C4" w:themeColor="accent1"/>
+                              </w:pBdr>
+                              <w:spacing w:after="0"/>
+                              <w:rPr>
+                                <w:i/>
+                                <w:iCs/>
+                                <w:color w:val="2F5496" w:themeColor="accent1" w:themeShade="BF"/>
+                                <w:sz w:val="24"/>
+                                <w:szCs w:val="24"/>
+                              </w:rPr>
+                            </w:pPr>
+                          </w:p>
+                          <w:p>
+                            <w:pPr>
+                              <w:pBdr>
+                                <w:left w:val="single" w:sz="12" w:space="9" w:color="4472C4" w:themeColor="accent1"/>
+                              </w:pBdr>
+                              <w:spacing w:after="0"/>
+                              <w:rPr>
+                                <w:i/>
+                                <w:iCs/>
+                                <w:color w:val="2F5496" w:themeColor="accent1" w:themeShade="BF"/>
+                                <w:sz w:val="24"/>
+                                <w:szCs w:val="24"/>
+                              </w:rPr>
+                            </w:pPr>
+                            <w:r>
+                              <w:rPr>
+                                <w:i/>
+                                <w:iCs/>
+                                <w:color w:val="2F5496" w:themeColor="accent1" w:themeShade="BF"/>
+                                <w:sz w:val="24"/>
+                                <w:szCs w:val="24"/>
+                              </w:rPr>
+                              <w:t xml:space="preserve">Pour le responsable du pôle cyber </w:t>
+                            </w:r>
+                            <w:r>
+                              <w:rPr>
+                                <w:sz w:val="24"/>
+                                <w:szCs w:val="24"/>
+                              </w:rPr>
+                              <w:t>: Son autorité est bafouée. L'impossibilité de faire appliquer les normes dont il a la charge compromet la sécurité globale du système d'information de l'entreprise.</w:t>
+                            </w:r>
+                          </w:p>
+                          <w:p>
+                            <w:pPr>
+                              <w:pBdr>
+                                <w:left w:val="single" w:sz="12" w:space="9" w:color="4472C4" w:themeColor="accent1"/>
+                              </w:pBdr>
+                              <w:spacing w:after="0"/>
+                              <w:rPr>
+                                <w:i/>
+                                <w:iCs/>
+                                <w:color w:val="2F5496" w:themeColor="accent1" w:themeShade="BF"/>
+                                <w:sz w:val="24"/>
+                                <w:szCs w:val="24"/>
+                              </w:rPr>
+                            </w:pPr>
+                          </w:p>
+                          <w:p>
+                            <w:pPr>
+                              <w:pBdr>
+                                <w:left w:val="single" w:sz="12" w:space="9" w:color="4472C4" w:themeColor="accent1"/>
+                              </w:pBdr>
+                              <w:spacing w:after="0"/>
+                              <w:rPr>
+                                <w:sz w:val="24"/>
+                                <w:szCs w:val="24"/>
+                              </w:rPr>
+                            </w:pPr>
+                            <w:r>
+                              <w:rPr>
+                                <w:i/>
+                                <w:iCs/>
+                                <w:color w:val="2F5496" w:themeColor="accent1" w:themeShade="BF"/>
+                                <w:sz w:val="24"/>
+                                <w:szCs w:val="24"/>
+                              </w:rPr>
+                              <w:t xml:space="preserve">Pour l'entreprise Horoquartz </w:t>
+                            </w:r>
+                            <w:r>
+                              <w:rPr>
+                                <w:sz w:val="24"/>
+                                <w:szCs w:val="24"/>
+                              </w:rPr>
+                              <w:t>: Développer un produit sans intégrer la sécurité dès la conception ("Security by Design") l'expose à des risques de cyberattaques, de fuites de données, de pertes financières et d'une dégradation de sa réputation.</w:t>
+                            </w:r>
                           </w:p>
                           <w:p>
                             <w:pPr>
@@ -1126,7 +1279,7 @@
           </mc:Choice>
           <mc:Fallback>
             <w:pict>
-              <v:shape w14:anchorId="2723D710" id="Zone de texte 2" o:spid="_x0000_s1027" type="#_x0000_t202" style="position:absolute;margin-left:550.15pt;margin-top:91.15pt;width:501.55pt;height:645.75pt;z-index:251658242;visibility:visible;mso-wrap-style:square;mso-width-percent:0;mso-height-percent:0;mso-wrap-distance-left:9pt;mso-wrap-distance-top:9.35pt;mso-wrap-distance-right:9pt;mso-wrap-distance-bottom:9.35pt;mso-position-horizontal:absolute;mso-position-horizontal-relative:margin;mso-position-vertical:absolute;mso-position-vertical-relative:text;mso-width-percent:0;mso-height-percent:0;mso-width-relative:margin;mso-height-relative:page;v-text-anchor:top" o:gfxdata="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" o:allowincell="f" filled="f" stroked="f">
+              <v:shape w14:anchorId="2723D710" id="Zone de texte 2" o:spid="_x0000_s1027" type="#_x0000_t202" style="position:absolute;margin-left:550.15pt;margin-top:91.15pt;width:501.55pt;height:645.75pt;z-index:251658242;visibility:visible;mso-wrap-style:square;mso-width-percent:0;mso-height-percent:0;mso-wrap-distance-left:9pt;mso-wrap-distance-top:9.35pt;mso-wrap-distance-right:9pt;mso-wrap-distance-bottom:9.35pt;mso-position-horizontal:absolute;mso-position-horizontal-relative:margin;mso-position-vertical:absolute;mso-position-vertical-relative:text;mso-width-percent:0;mso-height-percent:0;mso-width-relative:margin;mso-height-relative:page;v-text-anchor:top" o:gfxdata="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" o:allowincell="f" filled="f" stroked="f">
                 <v:textbox>
                   <w:txbxContent>
                     <w:p>
@@ -1329,13 +1482,17 @@
                         </w:pBdr>
                         <w:spacing w:after="0"/>
                         <w:rPr>
-                          <w:i/>
-                          <w:iCs/>
-                          <w:color w:val="2F5496" w:themeColor="accent1" w:themeShade="BF"/>
-                          <w:sz w:val="24"/>
-                          <w:szCs w:val="24"/>
-                        </w:rPr>
-                      </w:pPr>
+                          <w:sz w:val="24"/>
+                          <w:szCs w:val="24"/>
+                        </w:rPr>
+                      </w:pPr>
+                      <w:r>
+                        <w:rPr>
+                          <w:sz w:val="24"/>
+                          <w:szCs w:val="24"/>
+                        </w:rPr>
+                        <w:t>Félix doit choisir entre obéir à son supérieur hiérarchique direct (qui l'évalue et gère son alternance) pour faire avancer le projet selon sa vision, et respecter les directives du responsable cybersécurité, dont le rôle est de garantir l'intégrité des développements de l'entreprise.</w:t>
+                      </w:r>
                     </w:p>
                     <w:p>
                       <w:pPr>
@@ -1585,13 +1742,162 @@
                         </w:pBdr>
                         <w:spacing w:after="0"/>
                         <w:rPr>
-                          <w:i/>
-                          <w:iCs/>
-                          <w:color w:val="2F5496" w:themeColor="accent1" w:themeShade="BF"/>
-                          <w:sz w:val="24"/>
-                          <w:szCs w:val="24"/>
-                        </w:rPr>
-                      </w:pPr>
+                          <w:sz w:val="24"/>
+                          <w:szCs w:val="24"/>
+                        </w:rPr>
+                      </w:pPr>
+                      <w:r>
+                        <w:rPr>
+                          <w:i/>
+                          <w:iCs/>
+                          <w:color w:val="2F5496" w:themeColor="accent1" w:themeShade="BF"/>
+                          <w:sz w:val="24"/>
+                          <w:szCs w:val="24"/>
+                        </w:rPr>
+                        <w:t xml:space="preserve">Pour Félix MARQUET : </w:t>
+                      </w:r>
+                      <w:r>
+                        <w:rPr>
+                          <w:sz w:val="24"/>
+                          <w:szCs w:val="24"/>
+                        </w:rPr>
+                        <w:t>S'il écoute M. ROMAN, il s'expose à des reproches sévères du pôle cyber et risque de se voir imputer la responsabilité d'un code vulnérable. S'il écoute le responsable cyber, il désobéit frontalement à son manager direct, ce qui pourrait tendre leurs relations ou impacter négativement l'évaluation de son alternance.</w:t>
+                      </w:r>
+                    </w:p>
+                    <w:p>
+                      <w:pPr>
+                        <w:pBdr>
+                          <w:left w:val="single" w:sz="12" w:space="9" w:color="4472C4" w:themeColor="accent1"/>
+                        </w:pBdr>
+                        <w:spacing w:after="0"/>
+                        <w:rPr>
+                          <w:i/>
+                          <w:iCs/>
+                          <w:color w:val="2F5496" w:themeColor="accent1" w:themeShade="BF"/>
+                          <w:sz w:val="24"/>
+                          <w:szCs w:val="24"/>
+                        </w:rPr>
+                      </w:pPr>
+                    </w:p>
+                    <w:p>
+                      <w:pPr>
+                        <w:pBdr>
+                          <w:left w:val="single" w:sz="12" w:space="9" w:color="4472C4" w:themeColor="accent1"/>
+                        </w:pBdr>
+                        <w:spacing w:after="0"/>
+                        <w:rPr>
+                          <w:sz w:val="24"/>
+                          <w:szCs w:val="24"/>
+                        </w:rPr>
+                      </w:pPr>
+                      <w:r>
+                        <w:rPr>
+                          <w:i/>
+                          <w:iCs/>
+                          <w:color w:val="2F5496" w:themeColor="accent1" w:themeShade="BF"/>
+                          <w:sz w:val="24"/>
+                          <w:szCs w:val="24"/>
+                        </w:rPr>
+                        <w:t xml:space="preserve">Pour M. ROMAN : </w:t>
+                      </w:r>
+                      <w:r>
+                        <w:rPr>
+                          <w:sz w:val="24"/>
+                          <w:szCs w:val="24"/>
+                        </w:rPr>
+                        <w:t>Repousser la sécurité à la fin du projet expose son équipe au risque de devoir réécrire une grande partie du code si des failles structurelles majeures sont découvertes tardivement, ce qui entraînera des retards et des surcoûts.</w:t>
+                      </w:r>
+                    </w:p>
+                    <w:p>
+                      <w:pPr>
+                        <w:pBdr>
+                          <w:left w:val="single" w:sz="12" w:space="9" w:color="4472C4" w:themeColor="accent1"/>
+                        </w:pBdr>
+                        <w:spacing w:after="0"/>
+                        <w:rPr>
+                          <w:i/>
+                          <w:iCs/>
+                          <w:color w:val="2F5496" w:themeColor="accent1" w:themeShade="BF"/>
+                          <w:sz w:val="24"/>
+                          <w:szCs w:val="24"/>
+                        </w:rPr>
+                      </w:pPr>
+                    </w:p>
+                    <w:p>
+                      <w:pPr>
+                        <w:pBdr>
+                          <w:left w:val="single" w:sz="12" w:space="9" w:color="4472C4" w:themeColor="accent1"/>
+                        </w:pBdr>
+                        <w:spacing w:after="0"/>
+                        <w:rPr>
+                          <w:i/>
+                          <w:iCs/>
+                          <w:color w:val="2F5496" w:themeColor="accent1" w:themeShade="BF"/>
+                          <w:sz w:val="24"/>
+                          <w:szCs w:val="24"/>
+                        </w:rPr>
+                      </w:pPr>
+                      <w:r>
+                        <w:rPr>
+                          <w:i/>
+                          <w:iCs/>
+                          <w:color w:val="2F5496" w:themeColor="accent1" w:themeShade="BF"/>
+                          <w:sz w:val="24"/>
+                          <w:szCs w:val="24"/>
+                        </w:rPr>
+                        <w:t xml:space="preserve">Pour le responsable du pôle cyber </w:t>
+                      </w:r>
+                      <w:r>
+                        <w:rPr>
+                          <w:sz w:val="24"/>
+                          <w:szCs w:val="24"/>
+                        </w:rPr>
+                        <w:t>: Son autorité est bafouée. L'impossibilité de faire appliquer les normes dont il a la charge compromet la sécurité globale du système d'information de l'entreprise.</w:t>
+                      </w:r>
+                    </w:p>
+                    <w:p>
+                      <w:pPr>
+                        <w:pBdr>
+                          <w:left w:val="single" w:sz="12" w:space="9" w:color="4472C4" w:themeColor="accent1"/>
+                        </w:pBdr>
+                        <w:spacing w:after="0"/>
+                        <w:rPr>
+                          <w:i/>
+                          <w:iCs/>
+                          <w:color w:val="2F5496" w:themeColor="accent1" w:themeShade="BF"/>
+                          <w:sz w:val="24"/>
+                          <w:szCs w:val="24"/>
+                        </w:rPr>
+                      </w:pPr>
+                    </w:p>
+                    <w:p>
+                      <w:pPr>
+                        <w:pBdr>
+                          <w:left w:val="single" w:sz="12" w:space="9" w:color="4472C4" w:themeColor="accent1"/>
+                        </w:pBdr>
+                        <w:spacing w:after="0"/>
+                        <w:rPr>
+                          <w:sz w:val="24"/>
+                          <w:szCs w:val="24"/>
+                        </w:rPr>
+                      </w:pPr>
+                      <w:r>
+                        <w:rPr>
+                          <w:i/>
+                          <w:iCs/>
+                          <w:color w:val="2F5496" w:themeColor="accent1" w:themeShade="BF"/>
+                          <w:sz w:val="24"/>
+                          <w:szCs w:val="24"/>
+                        </w:rPr>
+                        <w:t xml:space="preserve">Pour l'entreprise Horoquartz </w:t>
+                      </w:r>
+                      <w:r>
+                        <w:rPr>
+                          <w:sz w:val="24"/>
+                          <w:szCs w:val="24"/>
+                        </w:rPr>
+                        <w:t>: Développer un produit sans intégrer la sécurité dès la conception ("Security by Design") l'expose à des risques de cyberattaques, de fuites de données, de pertes financières et d'une dégradation de sa réputation.</w:t>
+                      </w:r>
                     </w:p>
                     <w:p>
                       <w:pPr>
@@ -2183,49 +2489,102 @@
                               </w:pBdr>
                               <w:spacing w:after="0"/>
                               <w:rPr>
-                                <w:color w:val="2F5496" w:themeColor="accent1" w:themeShade="BF"/>
-                                <w:sz w:val="24"/>
-                                <w:szCs w:val="24"/>
-                              </w:rPr>
-                            </w:pPr>
-                            <w:r>
-                              <w:rPr>
-                                <w:color w:val="2F5496" w:themeColor="accent1" w:themeShade="BF"/>
-                                <w:sz w:val="24"/>
-                                <w:szCs w:val="24"/>
-                              </w:rPr>
-                              <w:t>2 ingénieurs (Néo et Malfaçon) se voit présenté par un ingénieur d’une autre entreprise une solution révolutionnaire. L’entreprise est une entreprise spécialisée dans les anti-virus.</w:t>
-                            </w:r>
-                          </w:p>
-                          <w:p>
-                            <w:pPr>
-                              <w:pBdr>
-                                <w:left w:val="single" w:sz="12" w:space="9" w:color="4472C4" w:themeColor="accent1"/>
-                              </w:pBdr>
-                              <w:spacing w:after="0"/>
-                              <w:rPr>
-                                <w:i/>
-                                <w:iCs/>
-                                <w:color w:val="2F5496" w:themeColor="accent1" w:themeShade="BF"/>
-                                <w:sz w:val="24"/>
-                                <w:szCs w:val="24"/>
-                              </w:rPr>
-                            </w:pPr>
-                          </w:p>
-                          <w:p>
-                            <w:pPr>
-                              <w:pBdr>
-                                <w:left w:val="single" w:sz="12" w:space="9" w:color="4472C4" w:themeColor="accent1"/>
-                              </w:pBdr>
-                              <w:spacing w:after="0"/>
-                              <w:rPr>
-                                <w:i/>
-                                <w:iCs/>
-                                <w:color w:val="2F5496" w:themeColor="accent1" w:themeShade="BF"/>
-                                <w:sz w:val="24"/>
-                                <w:szCs w:val="24"/>
-                              </w:rPr>
-                            </w:pPr>
+                                <w:i/>
+                                <w:iCs/>
+                                <w:color w:val="2F5496" w:themeColor="accent1" w:themeShade="BF"/>
+                                <w:sz w:val="24"/>
+                                <w:szCs w:val="24"/>
+                              </w:rPr>
+                            </w:pPr>
+                          </w:p>
+                          <w:p>
+                            <w:pPr>
+                              <w:pBdr>
+                                <w:left w:val="single" w:sz="12" w:space="9" w:color="4472C4" w:themeColor="accent1"/>
+                              </w:pBdr>
+                              <w:spacing w:after="0"/>
+                              <w:rPr>
+                                <w:sz w:val="24"/>
+                                <w:szCs w:val="24"/>
+                              </w:rPr>
+                            </w:pPr>
+                            <w:r>
+                              <w:rPr>
+                                <w:sz w:val="24"/>
+                                <w:szCs w:val="24"/>
+                              </w:rPr>
+                              <w:t>L’alternant Félix MARQUET</w:t>
+                            </w:r>
+                            <w:r>
+                              <w:rPr>
+                                <w:sz w:val="24"/>
+                                <w:szCs w:val="24"/>
+                              </w:rPr>
+                              <w:t xml:space="preserve"> travaille pour l</w:t>
+                            </w:r>
+                            <w:r>
+                              <w:rPr>
+                                <w:sz w:val="24"/>
+                                <w:szCs w:val="24"/>
+                              </w:rPr>
+                              <w:t>’entreprise Horoquartz</w:t>
+                            </w:r>
+                            <w:r>
+                              <w:rPr>
+                                <w:sz w:val="24"/>
+                                <w:szCs w:val="24"/>
+                              </w:rPr>
+                              <w:t xml:space="preserve"> depuis </w:t>
+                            </w:r>
+                            <w:r>
+                              <w:rPr>
+                                <w:sz w:val="24"/>
+                                <w:szCs w:val="24"/>
+                              </w:rPr>
+                              <w:t>2024</w:t>
+                            </w:r>
+                            <w:r>
+                              <w:rPr>
+                                <w:sz w:val="24"/>
+                                <w:szCs w:val="24"/>
+                              </w:rPr>
+                              <w:t xml:space="preserve">. </w:t>
+                            </w:r>
+                            <w:r>
+                              <w:rPr>
+                                <w:sz w:val="24"/>
+                                <w:szCs w:val="24"/>
+                              </w:rPr>
+                              <w:t xml:space="preserve">Au cours de son projet, le responsable du pôle cyber lui demande un état des lieux de la sécurité informatique du projet. </w:t>
+                            </w:r>
+                            <w:r>
+                              <w:rPr>
+                                <w:sz w:val="24"/>
+                                <w:szCs w:val="24"/>
+                              </w:rPr>
+                              <w:t xml:space="preserve">Son supérieur immédiat, </w:t>
+                            </w:r>
+                            <w:r>
+                              <w:rPr>
+                                <w:sz w:val="24"/>
+                                <w:szCs w:val="24"/>
+                              </w:rPr>
+                              <w:t>M. ROMAN</w:t>
+                            </w:r>
+                            <w:r>
+                              <w:rPr>
+                                <w:sz w:val="24"/>
+                                <w:szCs w:val="24"/>
+                              </w:rPr>
+                              <w:t xml:space="preserve">, lui </w:t>
+                            </w:r>
+                            <w:r>
+                              <w:rPr>
+                                <w:sz w:val="24"/>
+                                <w:szCs w:val="24"/>
+                              </w:rPr>
+                              <w:t>dit de ne pas s’en préoccupé pour l’instant et que cette partie sera traité à la fin du projet.</w:t>
+                            </w:r>
                           </w:p>
                           <w:p>
                             <w:pPr>
@@ -2588,50 +2947,204 @@
                               </w:pBdr>
                               <w:spacing w:after="0"/>
                               <w:rPr>
-                                <w:color w:val="2F5496" w:themeColor="accent1" w:themeShade="BF"/>
-                                <w:sz w:val="24"/>
-                                <w:szCs w:val="24"/>
-                              </w:rPr>
-                            </w:pPr>
-                            <w:r>
-                              <w:rPr>
-                                <w:color w:val="2F5496" w:themeColor="accent1" w:themeShade="BF"/>
-                                <w:sz w:val="24"/>
-                                <w:szCs w:val="24"/>
-                              </w:rPr>
-                              <w:t xml:space="preserve">2 ingénieurs (Néo et Malfaçon) se voit présenté par un ingénieur d’une autre entreprise une solution </w:t>
-                            </w:r>
-                            <w:r>
-                              <w:rPr>
-                                <w:color w:val="2F5496" w:themeColor="accent1" w:themeShade="BF"/>
-                                <w:sz w:val="24"/>
-                                <w:szCs w:val="24"/>
-                              </w:rPr>
-                              <w:t>révolutionnaire</w:t>
-                            </w:r>
-                            <w:r>
-                              <w:rPr>
-                                <w:color w:val="2F5496" w:themeColor="accent1" w:themeShade="BF"/>
-                                <w:sz w:val="24"/>
-                                <w:szCs w:val="24"/>
-                              </w:rPr>
-                              <w:t xml:space="preserve">. </w:t>
-                            </w:r>
-                            <w:r>
-                              <w:rPr>
-                                <w:color w:val="2F5496" w:themeColor="accent1" w:themeShade="BF"/>
-                                <w:sz w:val="24"/>
-                                <w:szCs w:val="24"/>
-                              </w:rPr>
-                              <w:t xml:space="preserve">Malfaçon était le tuteur de Néo durant ses études et est son supérieur </w:t>
-                            </w:r>
-                            <w:r>
-                              <w:rPr>
-                                <w:color w:val="2F5496" w:themeColor="accent1" w:themeShade="BF"/>
-                                <w:sz w:val="24"/>
-                                <w:szCs w:val="24"/>
-                              </w:rPr>
-                              <w:t>hérachique.</w:t>
+                                <w:sz w:val="24"/>
+                                <w:szCs w:val="24"/>
+                              </w:rPr>
+                            </w:pPr>
+                            <w:r>
+                              <w:rPr>
+                                <w:i/>
+                                <w:iCs/>
+                                <w:color w:val="2F5496" w:themeColor="accent1" w:themeShade="BF"/>
+                                <w:sz w:val="24"/>
+                                <w:szCs w:val="24"/>
+                              </w:rPr>
+                              <w:t xml:space="preserve">L’alternant Félix MARQUET : </w:t>
+                            </w:r>
+                            <w:r>
+                              <w:rPr>
+                                <w:sz w:val="24"/>
+                                <w:szCs w:val="24"/>
+                              </w:rPr>
+                              <w:t>travaille pour l’entreprise Horoquartz depuis 2024. Il dépend directement de M. ROMAN qui l’a recruté.</w:t>
+                            </w:r>
+                          </w:p>
+                          <w:p>
+                            <w:pPr>
+                              <w:pBdr>
+                                <w:left w:val="single" w:sz="12" w:space="9" w:color="4472C4" w:themeColor="accent1"/>
+                              </w:pBdr>
+                              <w:spacing w:after="0"/>
+                              <w:rPr>
+                                <w:sz w:val="24"/>
+                                <w:szCs w:val="24"/>
+                              </w:rPr>
+                            </w:pPr>
+                          </w:p>
+                          <w:p>
+                            <w:pPr>
+                              <w:pBdr>
+                                <w:left w:val="single" w:sz="12" w:space="9" w:color="4472C4" w:themeColor="accent1"/>
+                              </w:pBdr>
+                              <w:spacing w:after="0"/>
+                              <w:rPr>
+                                <w:sz w:val="24"/>
+                                <w:szCs w:val="24"/>
+                              </w:rPr>
+                            </w:pPr>
+                            <w:r>
+                              <w:rPr>
+                                <w:i/>
+                                <w:iCs/>
+                                <w:color w:val="2F5496" w:themeColor="accent1" w:themeShade="BF"/>
+                                <w:sz w:val="24"/>
+                                <w:szCs w:val="24"/>
+                              </w:rPr>
+                              <w:t xml:space="preserve">M. ROMAN </w:t>
+                            </w:r>
+                            <w:r>
+                              <w:rPr>
+                                <w:i/>
+                                <w:iCs/>
+                                <w:color w:val="2F5496" w:themeColor="accent1" w:themeShade="BF"/>
+                                <w:sz w:val="24"/>
+                                <w:szCs w:val="24"/>
+                              </w:rPr>
+                              <w:t xml:space="preserve">: </w:t>
+                            </w:r>
+                            <w:r>
+                              <w:rPr>
+                                <w:sz w:val="24"/>
+                                <w:szCs w:val="24"/>
+                              </w:rPr>
+                              <w:t xml:space="preserve">travaille pour l’entreprise Horoquartz depuis </w:t>
+                            </w:r>
+                            <w:r>
+                              <w:rPr>
+                                <w:sz w:val="24"/>
+                                <w:szCs w:val="24"/>
+                              </w:rPr>
+                              <w:t>2021</w:t>
+                            </w:r>
+                            <w:r>
+                              <w:rPr>
+                                <w:sz w:val="24"/>
+                                <w:szCs w:val="24"/>
+                              </w:rPr>
+                              <w:t xml:space="preserve">. Il </w:t>
+                            </w:r>
+                            <w:r>
+                              <w:rPr>
+                                <w:sz w:val="24"/>
+                                <w:szCs w:val="24"/>
+                              </w:rPr>
+                              <w:t xml:space="preserve">est le supérieur </w:t>
+                            </w:r>
+                            <w:r>
+                              <w:rPr>
+                                <w:sz w:val="24"/>
+                                <w:szCs w:val="24"/>
+                              </w:rPr>
+                              <w:t>hiérarchique</w:t>
+                            </w:r>
+                            <w:r>
+                              <w:rPr>
+                                <w:sz w:val="24"/>
+                                <w:szCs w:val="24"/>
+                              </w:rPr>
+                              <w:t xml:space="preserve"> de Félix MARQUET</w:t>
+                            </w:r>
+                            <w:r>
+                              <w:rPr>
+                                <w:sz w:val="24"/>
+                                <w:szCs w:val="24"/>
+                              </w:rPr>
+                              <w:t>. Il demande à Félix MARQUET de ne pas s’occupé de l’aspect sécurité informatique de son projet pour l’instant.</w:t>
+                            </w:r>
+                          </w:p>
+                          <w:p>
+                            <w:pPr>
+                              <w:pBdr>
+                                <w:left w:val="single" w:sz="12" w:space="9" w:color="4472C4" w:themeColor="accent1"/>
+                              </w:pBdr>
+                              <w:spacing w:after="0"/>
+                              <w:rPr>
+                                <w:i/>
+                                <w:iCs/>
+                                <w:color w:val="2F5496" w:themeColor="accent1" w:themeShade="BF"/>
+                                <w:sz w:val="24"/>
+                                <w:szCs w:val="24"/>
+                              </w:rPr>
+                            </w:pPr>
+                          </w:p>
+                          <w:p>
+                            <w:pPr>
+                              <w:pBdr>
+                                <w:left w:val="single" w:sz="12" w:space="9" w:color="4472C4" w:themeColor="accent1"/>
+                              </w:pBdr>
+                              <w:spacing w:after="0"/>
+                              <w:rPr>
+                                <w:sz w:val="24"/>
+                                <w:szCs w:val="24"/>
+                              </w:rPr>
+                            </w:pPr>
+                            <w:r>
+                              <w:rPr>
+                                <w:i/>
+                                <w:iCs/>
+                                <w:color w:val="2F5496" w:themeColor="accent1" w:themeShade="BF"/>
+                                <w:sz w:val="24"/>
+                                <w:szCs w:val="24"/>
+                              </w:rPr>
+                              <w:t>Le responsable du pôle cyber</w:t>
+                            </w:r>
+                            <w:r>
+                              <w:rPr>
+                                <w:i/>
+                                <w:iCs/>
+                                <w:color w:val="2F5496" w:themeColor="accent1" w:themeShade="BF"/>
+                                <w:sz w:val="24"/>
+                                <w:szCs w:val="24"/>
+                              </w:rPr>
+                              <w:t xml:space="preserve"> :</w:t>
+                            </w:r>
+                            <w:r>
+                              <w:rPr>
+                                <w:i/>
+                                <w:iCs/>
+                                <w:color w:val="2F5496" w:themeColor="accent1" w:themeShade="BF"/>
+                                <w:sz w:val="24"/>
+                                <w:szCs w:val="24"/>
+                              </w:rPr>
+                              <w:t xml:space="preserve"> </w:t>
+                            </w:r>
+                            <w:r>
+                              <w:rPr>
+                                <w:sz w:val="24"/>
+                                <w:szCs w:val="24"/>
+                              </w:rPr>
+                              <w:t xml:space="preserve">travaille pour l’entreprise Horoquartz depuis </w:t>
+                            </w:r>
+                            <w:r>
+                              <w:rPr>
+                                <w:sz w:val="24"/>
+                                <w:szCs w:val="24"/>
+                              </w:rPr>
+                              <w:t>2024</w:t>
+                            </w:r>
+                            <w:r>
+                              <w:rPr>
+                                <w:sz w:val="24"/>
+                                <w:szCs w:val="24"/>
+                              </w:rPr>
+                              <w:t xml:space="preserve">. Il est le </w:t>
+                            </w:r>
+                            <w:r>
+                              <w:rPr>
+                                <w:sz w:val="24"/>
+                                <w:szCs w:val="24"/>
+                              </w:rPr>
+                              <w:t>responsable du pôle cybersécurité, la sécurité des produits et projets de l’entreprise est sa responsabilité. Il demande un état des lieux de la sécurité du projet de Félix MARQUET de manière régulière ainsi que des corrections de sécurité. D’un point de vue hiérarchique, il est au même niveau que M. ROMAN.</w:t>
                             </w:r>
                           </w:p>
                           <w:p>
@@ -2987,11 +3500,7 @@
           </mc:Choice>
           <mc:Fallback>
             <w:pict>
-              <v:shapetype w14:anchorId="56410BAA" id="_x0000_t202" coordsize="21600,21600" o:spt="202" path="m,l,21600r21600,l21600,xe">
-                <v:stroke joinstyle="miter"/>
-                <v:path gradientshapeok="t" o:connecttype="rect"/>
-              </v:shapetype>
-              <v:shape id="_x0000_s1028" type="#_x0000_t202" style="position:absolute;margin-left:-.05pt;margin-top:89.8pt;width:423.55pt;height:634.8pt;z-index:251658240;visibility:visible;mso-wrap-style:square;mso-width-percent:0;mso-height-percent:0;mso-wrap-distance-left:9pt;mso-wrap-distance-top:9.35pt;mso-wrap-distance-right:9pt;mso-wrap-distance-bottom:9.35pt;mso-position-horizontal:absolute;mso-position-horizontal-relative:margin;mso-position-vertical:absolute;mso-position-vertical-relative:text;mso-width-percent:0;mso-height-percent:0;mso-width-relative:margin;mso-height-relative:page;v-text-anchor:top" o:gfxdata="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" o:allowincell="f" filled="f" stroked="f">
+              <v:shape w14:anchorId="56410BAA" id="_x0000_s1028" type="#_x0000_t202" style="position:absolute;margin-left:-.05pt;margin-top:89.8pt;width:423.55pt;height:634.8pt;z-index:251658240;visibility:visible;mso-wrap-style:square;mso-width-percent:0;mso-height-percent:0;mso-wrap-distance-left:9pt;mso-wrap-distance-top:9.35pt;mso-wrap-distance-right:9pt;mso-wrap-distance-bottom:9.35pt;mso-position-horizontal:absolute;mso-position-horizontal-relative:margin;mso-position-vertical:absolute;mso-position-vertical-relative:text;mso-width-percent:0;mso-height-percent:0;mso-width-relative:margin;mso-height-relative:page;v-text-anchor:top" o:gfxdata="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" o:allowincell="f" filled="f" stroked="f">
                 <v:textbox>
                   <w:txbxContent>
                     <w:p>
@@ -3164,49 +3673,102 @@
                         </w:pBdr>
                         <w:spacing w:after="0"/>
                         <w:rPr>
-                          <w:color w:val="2F5496" w:themeColor="accent1" w:themeShade="BF"/>
-                          <w:sz w:val="24"/>
-                          <w:szCs w:val="24"/>
-                        </w:rPr>
-                      </w:pPr>
-                      <w:r>
-                        <w:rPr>
-                          <w:color w:val="2F5496" w:themeColor="accent1" w:themeShade="BF"/>
-                          <w:sz w:val="24"/>
-                          <w:szCs w:val="24"/>
-                        </w:rPr>
-                        <w:t>2 ingénieurs (Néo et Malfaçon) se voit présenté par un ingénieur d’une autre entreprise une solution révolutionnaire. L’entreprise est une entreprise spécialisée dans les anti-virus.</w:t>
-                      </w:r>
-                    </w:p>
-                    <w:p>
-                      <w:pPr>
-                        <w:pBdr>
-                          <w:left w:val="single" w:sz="12" w:space="9" w:color="4472C4" w:themeColor="accent1"/>
-                        </w:pBdr>
-                        <w:spacing w:after="0"/>
-                        <w:rPr>
-                          <w:i/>
-                          <w:iCs/>
-                          <w:color w:val="2F5496" w:themeColor="accent1" w:themeShade="BF"/>
-                          <w:sz w:val="24"/>
-                          <w:szCs w:val="24"/>
-                        </w:rPr>
-                      </w:pPr>
-                    </w:p>
-                    <w:p>
-                      <w:pPr>
-                        <w:pBdr>
-                          <w:left w:val="single" w:sz="12" w:space="9" w:color="4472C4" w:themeColor="accent1"/>
-                        </w:pBdr>
-                        <w:spacing w:after="0"/>
-                        <w:rPr>
-                          <w:i/>
-                          <w:iCs/>
-                          <w:color w:val="2F5496" w:themeColor="accent1" w:themeShade="BF"/>
-                          <w:sz w:val="24"/>
-                          <w:szCs w:val="24"/>
-                        </w:rPr>
-                      </w:pPr>
+                          <w:i/>
+                          <w:iCs/>
+                          <w:color w:val="2F5496" w:themeColor="accent1" w:themeShade="BF"/>
+                          <w:sz w:val="24"/>
+                          <w:szCs w:val="24"/>
+                        </w:rPr>
+                      </w:pPr>
+                    </w:p>
+                    <w:p>
+                      <w:pPr>
+                        <w:pBdr>
+                          <w:left w:val="single" w:sz="12" w:space="9" w:color="4472C4" w:themeColor="accent1"/>
+                        </w:pBdr>
+                        <w:spacing w:after="0"/>
+                        <w:rPr>
+                          <w:sz w:val="24"/>
+                          <w:szCs w:val="24"/>
+                        </w:rPr>
+                      </w:pPr>
+                      <w:r>
+                        <w:rPr>
+                          <w:sz w:val="24"/>
+                          <w:szCs w:val="24"/>
+                        </w:rPr>
+                        <w:t>L’alternant Félix MARQUET</w:t>
+                      </w:r>
+                      <w:r>
+                        <w:rPr>
+                          <w:sz w:val="24"/>
+                          <w:szCs w:val="24"/>
+                        </w:rPr>
+                        <w:t xml:space="preserve"> travaille pour l</w:t>
+                      </w:r>
+                      <w:r>
+                        <w:rPr>
+                          <w:sz w:val="24"/>
+                          <w:szCs w:val="24"/>
+                        </w:rPr>
+                        <w:t>’entreprise Horoquartz</w:t>
+                      </w:r>
+                      <w:r>
+                        <w:rPr>
+                          <w:sz w:val="24"/>
+                          <w:szCs w:val="24"/>
+                        </w:rPr>
+                        <w:t xml:space="preserve"> depuis </w:t>
+                      </w:r>
+                      <w:r>
+                        <w:rPr>
+                          <w:sz w:val="24"/>
+                          <w:szCs w:val="24"/>
+                        </w:rPr>
+                        <w:t>2024</w:t>
+                      </w:r>
+                      <w:r>
+                        <w:rPr>
+                          <w:sz w:val="24"/>
+                          <w:szCs w:val="24"/>
+                        </w:rPr>
+                        <w:t xml:space="preserve">. </w:t>
+                      </w:r>
+                      <w:r>
+                        <w:rPr>
+                          <w:sz w:val="24"/>
+                          <w:szCs w:val="24"/>
+                        </w:rPr>
+                        <w:t xml:space="preserve">Au cours de son projet, le responsable du pôle cyber lui demande un état des lieux de la sécurité informatique du projet. </w:t>
+                      </w:r>
+                      <w:r>
+                        <w:rPr>
+                          <w:sz w:val="24"/>
+                          <w:szCs w:val="24"/>
+                        </w:rPr>
+                        <w:t xml:space="preserve">Son supérieur immédiat, </w:t>
+                      </w:r>
+                      <w:r>
+                        <w:rPr>
+                          <w:sz w:val="24"/>
+                          <w:szCs w:val="24"/>
+                        </w:rPr>
+                        <w:t>M. ROMAN</w:t>
+                      </w:r>
+                      <w:r>
+                        <w:rPr>
+                          <w:sz w:val="24"/>
+                          <w:szCs w:val="24"/>
+                        </w:rPr>
+                        <w:t xml:space="preserve">, lui </w:t>
+                      </w:r>
+                      <w:r>
+                        <w:rPr>
+                          <w:sz w:val="24"/>
+                          <w:szCs w:val="24"/>
+                        </w:rPr>
+                        <w:t>dit de ne pas s’en préoccupé pour l’instant et que cette partie sera traité à la fin du projet.</w:t>
+                      </w:r>
                     </w:p>
                     <w:p>
                       <w:pPr>
@@ -3569,50 +4131,204 @@
                         </w:pBdr>
                         <w:spacing w:after="0"/>
                         <w:rPr>
-                          <w:color w:val="2F5496" w:themeColor="accent1" w:themeShade="BF"/>
-                          <w:sz w:val="24"/>
-                          <w:szCs w:val="24"/>
-                        </w:rPr>
-                      </w:pPr>
-                      <w:r>
-                        <w:rPr>
-                          <w:color w:val="2F5496" w:themeColor="accent1" w:themeShade="BF"/>
-                          <w:sz w:val="24"/>
-                          <w:szCs w:val="24"/>
-                        </w:rPr>
-                        <w:t xml:space="preserve">2 ingénieurs (Néo et Malfaçon) se voit présenté par un ingénieur d’une autre entreprise une solution </w:t>
-                      </w:r>
-                      <w:r>
-                        <w:rPr>
-                          <w:color w:val="2F5496" w:themeColor="accent1" w:themeShade="BF"/>
-                          <w:sz w:val="24"/>
-                          <w:szCs w:val="24"/>
-                        </w:rPr>
-                        <w:t>révolutionnaire</w:t>
-                      </w:r>
-                      <w:r>
-                        <w:rPr>
-                          <w:color w:val="2F5496" w:themeColor="accent1" w:themeShade="BF"/>
-                          <w:sz w:val="24"/>
-                          <w:szCs w:val="24"/>
-                        </w:rPr>
-                        <w:t xml:space="preserve">. </w:t>
-                      </w:r>
-                      <w:r>
-                        <w:rPr>
-                          <w:color w:val="2F5496" w:themeColor="accent1" w:themeShade="BF"/>
-                          <w:sz w:val="24"/>
-                          <w:szCs w:val="24"/>
-                        </w:rPr>
-                        <w:t xml:space="preserve">Malfaçon était le tuteur de Néo durant ses études et est son supérieur </w:t>
-                      </w:r>
-                      <w:r>
-                        <w:rPr>
-                          <w:color w:val="2F5496" w:themeColor="accent1" w:themeShade="BF"/>
-                          <w:sz w:val="24"/>
-                          <w:szCs w:val="24"/>
-                        </w:rPr>
-                        <w:t>hérachique.</w:t>
+                          <w:sz w:val="24"/>
+                          <w:szCs w:val="24"/>
+                        </w:rPr>
+                      </w:pPr>
+                      <w:r>
+                        <w:rPr>
+                          <w:i/>
+                          <w:iCs/>
+                          <w:color w:val="2F5496" w:themeColor="accent1" w:themeShade="BF"/>
+                          <w:sz w:val="24"/>
+                          <w:szCs w:val="24"/>
+                        </w:rPr>
+                        <w:t xml:space="preserve">L’alternant Félix MARQUET : </w:t>
+                      </w:r>
+                      <w:r>
+                        <w:rPr>
+                          <w:sz w:val="24"/>
+                          <w:szCs w:val="24"/>
+                        </w:rPr>
+                        <w:t>travaille pour l’entreprise Horoquartz depuis 2024. Il dépend directement de M. ROMAN qui l’a recruté.</w:t>
+                      </w:r>
+                    </w:p>
+                    <w:p>
+                      <w:pPr>
+                        <w:pBdr>
+                          <w:left w:val="single" w:sz="12" w:space="9" w:color="4472C4" w:themeColor="accent1"/>
+                        </w:pBdr>
+                        <w:spacing w:after="0"/>
+                        <w:rPr>
+                          <w:sz w:val="24"/>
+                          <w:szCs w:val="24"/>
+                        </w:rPr>
+                      </w:pPr>
+                    </w:p>
+                    <w:p>
+                      <w:pPr>
+                        <w:pBdr>
+                          <w:left w:val="single" w:sz="12" w:space="9" w:color="4472C4" w:themeColor="accent1"/>
+                        </w:pBdr>
+                        <w:spacing w:after="0"/>
+                        <w:rPr>
+                          <w:sz w:val="24"/>
+                          <w:szCs w:val="24"/>
+                        </w:rPr>
+                      </w:pPr>
+                      <w:r>
+                        <w:rPr>
+                          <w:i/>
+                          <w:iCs/>
+                          <w:color w:val="2F5496" w:themeColor="accent1" w:themeShade="BF"/>
+                          <w:sz w:val="24"/>
+                          <w:szCs w:val="24"/>
+                        </w:rPr>
+                        <w:t xml:space="preserve">M. ROMAN </w:t>
+                      </w:r>
+                      <w:r>
+                        <w:rPr>
+                          <w:i/>
+                          <w:iCs/>
+                          <w:color w:val="2F5496" w:themeColor="accent1" w:themeShade="BF"/>
+                          <w:sz w:val="24"/>
+                          <w:szCs w:val="24"/>
+                        </w:rPr>
+                        <w:t xml:space="preserve">: </w:t>
+                      </w:r>
+                      <w:r>
+                        <w:rPr>
+                          <w:sz w:val="24"/>
+                          <w:szCs w:val="24"/>
+                        </w:rPr>
+                        <w:t xml:space="preserve">travaille pour l’entreprise Horoquartz depuis </w:t>
+                      </w:r>
+                      <w:r>
+                        <w:rPr>
+                          <w:sz w:val="24"/>
+                          <w:szCs w:val="24"/>
+                        </w:rPr>
+                        <w:t>2021</w:t>
+                      </w:r>
+                      <w:r>
+                        <w:rPr>
+                          <w:sz w:val="24"/>
+                          <w:szCs w:val="24"/>
+                        </w:rPr>
+                        <w:t xml:space="preserve">. Il </w:t>
+                      </w:r>
+                      <w:r>
+                        <w:rPr>
+                          <w:sz w:val="24"/>
+                          <w:szCs w:val="24"/>
+                        </w:rPr>
+                        <w:t xml:space="preserve">est le supérieur </w:t>
+                      </w:r>
+                      <w:r>
+                        <w:rPr>
+                          <w:sz w:val="24"/>
+                          <w:szCs w:val="24"/>
+                        </w:rPr>
+                        <w:t>hiérarchique</w:t>
+                      </w:r>
+                      <w:r>
+                        <w:rPr>
+                          <w:sz w:val="24"/>
+                          <w:szCs w:val="24"/>
+                        </w:rPr>
+                        <w:t xml:space="preserve"> de Félix MARQUET</w:t>
+                      </w:r>
+                      <w:r>
+                        <w:rPr>
+                          <w:sz w:val="24"/>
+                          <w:szCs w:val="24"/>
+                        </w:rPr>
+                        <w:t>. Il demande à Félix MARQUET de ne pas s’occupé de l’aspect sécurité informatique de son projet pour l’instant.</w:t>
+                      </w:r>
+                    </w:p>
+                    <w:p>
+                      <w:pPr>
+                        <w:pBdr>
+                          <w:left w:val="single" w:sz="12" w:space="9" w:color="4472C4" w:themeColor="accent1"/>
+                        </w:pBdr>
+                        <w:spacing w:after="0"/>
+                        <w:rPr>
+                          <w:i/>
+                          <w:iCs/>
+                          <w:color w:val="2F5496" w:themeColor="accent1" w:themeShade="BF"/>
+                          <w:sz w:val="24"/>
+                          <w:szCs w:val="24"/>
+                        </w:rPr>
+                      </w:pPr>
+                    </w:p>
+                    <w:p>
+                      <w:pPr>
+                        <w:pBdr>
+                          <w:left w:val="single" w:sz="12" w:space="9" w:color="4472C4" w:themeColor="accent1"/>
+                        </w:pBdr>
+                        <w:spacing w:after="0"/>
+                        <w:rPr>
+                          <w:sz w:val="24"/>
+                          <w:szCs w:val="24"/>
+                        </w:rPr>
+                      </w:pPr>
+                      <w:r>
+                        <w:rPr>
+                          <w:i/>
+                          <w:iCs/>
+                          <w:color w:val="2F5496" w:themeColor="accent1" w:themeShade="BF"/>
+                          <w:sz w:val="24"/>
+                          <w:szCs w:val="24"/>
+                        </w:rPr>
+                        <w:t>Le responsable du pôle cyber</w:t>
+                      </w:r>
+                      <w:r>
+                        <w:rPr>
+                          <w:i/>
+                          <w:iCs/>
+                          <w:color w:val="2F5496" w:themeColor="accent1" w:themeShade="BF"/>
+                          <w:sz w:val="24"/>
+                          <w:szCs w:val="24"/>
+                        </w:rPr>
+                        <w:t xml:space="preserve"> :</w:t>
+                      </w:r>
+                      <w:r>
+                        <w:rPr>
+                          <w:i/>
+                          <w:iCs/>
+                          <w:color w:val="2F5496" w:themeColor="accent1" w:themeShade="BF"/>
+                          <w:sz w:val="24"/>
+                          <w:szCs w:val="24"/>
+                        </w:rPr>
+                        <w:t xml:space="preserve"> </w:t>
+                      </w:r>
+                      <w:r>
+                        <w:rPr>
+                          <w:sz w:val="24"/>
+                          <w:szCs w:val="24"/>
+                        </w:rPr>
+                        <w:t xml:space="preserve">travaille pour l’entreprise Horoquartz depuis </w:t>
+                      </w:r>
+                      <w:r>
+                        <w:rPr>
+                          <w:sz w:val="24"/>
+                          <w:szCs w:val="24"/>
+                        </w:rPr>
+                        <w:t>2024</w:t>
+                      </w:r>
+                      <w:r>
+                        <w:rPr>
+                          <w:sz w:val="24"/>
+                          <w:szCs w:val="24"/>
+                        </w:rPr>
+                        <w:t xml:space="preserve">. Il est le </w:t>
+                      </w:r>
+                      <w:r>
+                        <w:rPr>
+                          <w:sz w:val="24"/>
+                          <w:szCs w:val="24"/>
+                        </w:rPr>
+                        <w:t>responsable du pôle cybersécurité, la sécurité des produits et projets de l’entreprise est sa responsabilité. Il demande un état des lieux de la sécurité du projet de Félix MARQUET de manière régulière ainsi que des corrections de sécurité. D’un point de vue hiérarchique, il est au même niveau que M. ROMAN.</w:t>
                       </w:r>
                     </w:p>
                     <w:p>
@@ -5407,7 +6123,7 @@
           </mc:Choice>
           <mc:Fallback>
             <w:pict>
-              <v:shape w14:anchorId="6F20F8C2" id="_x0000_s1030" type="#_x0000_t202" style="position:absolute;margin-left:572.65pt;margin-top:47.65pt;width:464.4pt;height:663.3pt;z-index:251658241;visibility:visible;mso-wrap-style:square;mso-width-percent:0;mso-height-percent:0;mso-wrap-distance-left:9pt;mso-wrap-distance-top:9.35pt;mso-wrap-distance-right:9pt;mso-wrap-distance-bottom:9.35pt;mso-position-horizontal:absolute;mso-position-horizontal-relative:text;mso-position-vertical:absolute;mso-position-vertical-relative:text;mso-width-percent:0;mso-height-percent:0;mso-width-relative:margin;mso-height-relative:page;v-text-anchor:top" o:gfxdata="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" o:allowincell="f" filled="f" stroked="f">
+              <v:shape w14:anchorId="6F20F8C2" id="_x0000_s1030" type="#_x0000_t202" style="position:absolute;margin-left:572.65pt;margin-top:47.65pt;width:464.4pt;height:663.3pt;z-index:251658241;visibility:visible;mso-wrap-style:square;mso-width-percent:0;mso-height-percent:0;mso-wrap-distance-left:9pt;mso-wrap-distance-top:9.35pt;mso-wrap-distance-right:9pt;mso-wrap-distance-bottom:9.35pt;mso-position-horizontal:absolute;mso-position-horizontal-relative:text;mso-position-vertical:absolute;mso-position-vertical-relative:text;mso-width-percent:0;mso-height-percent:0;mso-width-relative:margin;mso-height-relative:page;v-text-anchor:top" o:gfxdata="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" o:allowincell="f" filled="f" stroked="f">
                 <v:textbox>
                   <w:txbxContent>
                     <w:p>
@@ -6383,8 +7099,28 @@
                                 <w:sz w:val="24"/>
                                 <w:szCs w:val="24"/>
                               </w:rPr>
+                              <w:t>MARQUET</w:t>
+                            </w:r>
+                            <w:r>
+                              <w:rPr>
+                                <w:i/>
+                                <w:iCs/>
+                                <w:color w:val="4472C4" w:themeColor="accent1"/>
+                                <w:sz w:val="24"/>
+                                <w:szCs w:val="24"/>
+                              </w:rPr>
                               <w:tab/>
                               <w:t>PRENOM :</w:t>
+                            </w:r>
+                            <w:r>
+                              <w:rPr>
+                                <w:i/>
+                                <w:iCs/>
+                                <w:color w:val="4472C4" w:themeColor="accent1"/>
+                                <w:sz w:val="24"/>
+                                <w:szCs w:val="24"/>
+                              </w:rPr>
+                              <w:t xml:space="preserve"> Félix</w:t>
                             </w:r>
                           </w:p>
                         </w:txbxContent>
@@ -6406,7 +7142,7 @@
           </mc:Choice>
           <mc:Fallback>
             <w:pict>
-              <v:shape w14:anchorId="467A46EB" id="_x0000_s1031" type="#_x0000_t202" style="position:absolute;margin-left:-38.6pt;margin-top:-44.6pt;width:1130.4pt;height:63pt;z-index:251658245;visibility:visible;mso-wrap-style:square;mso-width-percent:0;mso-height-percent:0;mso-wrap-distance-left:9pt;mso-wrap-distance-top:7.2pt;mso-wrap-distance-right:9pt;mso-wrap-distance-bottom:7.2pt;mso-position-horizontal:absolute;mso-position-horizontal-relative:margin;mso-position-vertical:absolute;mso-position-vertical-relative:text;mso-width-percent:0;mso-height-percent:0;mso-width-relative:margin;mso-height-relative:margin;v-text-anchor:top" o:gfxdata="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" filled="f" stroked="f">
+              <v:shape w14:anchorId="467A46EB" id="_x0000_s1031" type="#_x0000_t202" style="position:absolute;margin-left:-38.6pt;margin-top:-44.6pt;width:1130.4pt;height:63pt;z-index:251658245;visibility:visible;mso-wrap-style:square;mso-width-percent:0;mso-height-percent:0;mso-wrap-distance-left:9pt;mso-wrap-distance-top:7.2pt;mso-wrap-distance-right:9pt;mso-wrap-distance-bottom:7.2pt;mso-position-horizontal:absolute;mso-position-horizontal-relative:margin;mso-position-vertical:absolute;mso-position-vertical-relative:text;mso-width-percent:0;mso-height-percent:0;mso-width-relative:margin;mso-height-relative:margin;v-text-anchor:top" o:gfxdata="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" filled="f" stroked="f">
                 <v:textbox>
                   <w:txbxContent>
                     <w:p>
@@ -6487,8 +7223,28 @@
                           <w:sz w:val="24"/>
                           <w:szCs w:val="24"/>
                         </w:rPr>
+                        <w:t>MARQUET</w:t>
+                      </w:r>
+                      <w:r>
+                        <w:rPr>
+                          <w:i/>
+                          <w:iCs/>
+                          <w:color w:val="4472C4" w:themeColor="accent1"/>
+                          <w:sz w:val="24"/>
+                          <w:szCs w:val="24"/>
+                        </w:rPr>
                         <w:tab/>
                         <w:t>PRENOM :</w:t>
+                      </w:r>
+                      <w:r>
+                        <w:rPr>
+                          <w:i/>
+                          <w:iCs/>
+                          <w:color w:val="4472C4" w:themeColor="accent1"/>
+                          <w:sz w:val="24"/>
+                          <w:szCs w:val="24"/>
+                        </w:rPr>
+                        <w:t xml:space="preserve"> Félix</w:t>
                       </w:r>
                     </w:p>
                   </w:txbxContent>
@@ -7179,7 +7935,7 @@
           </mc:Choice>
           <mc:Fallback>
             <w:pict>
-              <v:shape w14:anchorId="75657C99" id="Zone de texte 4" o:spid="_x0000_s1032" type="#_x0000_t202" style="position:absolute;margin-left:23.65pt;margin-top:45.4pt;width:522pt;height:639.6pt;z-index:251658243;visibility:visible;mso-wrap-style:square;mso-width-percent:0;mso-height-percent:0;mso-wrap-distance-left:9pt;mso-wrap-distance-top:9.35pt;mso-wrap-distance-right:9pt;mso-wrap-distance-bottom:9.35pt;mso-position-horizontal:absolute;mso-position-horizontal-relative:text;mso-position-vertical:absolute;mso-position-vertical-relative:text;mso-width-percent:0;mso-height-percent:0;mso-width-relative:margin;mso-height-relative:page;v-text-anchor:top" o:gfxdata="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" o:allowincell="f" filled="f" stroked="f">
+              <v:shape w14:anchorId="75657C99" id="Zone de texte 4" o:spid="_x0000_s1032" type="#_x0000_t202" style="position:absolute;margin-left:23.65pt;margin-top:45.4pt;width:522pt;height:639.6pt;z-index:251658243;visibility:visible;mso-wrap-style:square;mso-width-percent:0;mso-height-percent:0;mso-wrap-distance-left:9pt;mso-wrap-distance-top:9.35pt;mso-wrap-distance-right:9pt;mso-wrap-distance-bottom:9.35pt;mso-position-horizontal:absolute;mso-position-horizontal-relative:text;mso-position-vertical:absolute;mso-position-vertical-relative:text;mso-width-percent:0;mso-height-percent:0;mso-width-relative:margin;mso-height-relative:page;v-text-anchor:top" o:gfxdata="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" o:allowincell="f" filled="f" stroked="f">
                 <v:textbox>
                   <w:txbxContent>
                     <w:p>
